--- a/PermakovMaksim/Практика 3/Практика 3.docx
+++ b/PermakovMaksim/Практика 3/Практика 3.docx
@@ -178,7 +178,6 @@
         <w:ind w:left="360"/>
         <w:rPr>
           <w:rFonts w:ascii="Times New Roman" w:hAnsi="Times New Roman" w:cs="Times New Roman"/>
-          <w:lang w:val="en-US"/>
         </w:rPr>
       </w:pPr>
       <w:r>
@@ -224,56 +223,266 @@
         <w:rPr>
           <w:rFonts w:ascii="Times New Roman" w:hAnsi="Times New Roman" w:cs="Times New Roman"/>
           <w:color w:val="000000"/>
+        </w:rPr>
+        <w:t xml:space="preserve">. </w:t>
+      </w:r>
+      <w:r>
+        <w:rPr>
+          <w:rFonts w:ascii="Times New Roman" w:hAnsi="Times New Roman" w:cs="Times New Roman"/>
+          <w:color w:val="000000"/>
+        </w:rPr>
+        <w:t xml:space="preserve">Создать </w:t>
+      </w:r>
+      <w:proofErr w:type="spellStart"/>
+      <w:r>
+        <w:rPr>
+          <w:rFonts w:ascii="Times New Roman" w:hAnsi="Times New Roman" w:cs="Times New Roman"/>
+          <w:color w:val="000000"/>
+        </w:rPr>
+        <w:t>репозиторий</w:t>
+      </w:r>
+      <w:proofErr w:type="spellEnd"/>
+      <w:r>
+        <w:rPr>
+          <w:rFonts w:ascii="Times New Roman" w:hAnsi="Times New Roman" w:cs="Times New Roman"/>
+          <w:color w:val="000000"/>
+        </w:rPr>
+        <w:t>.</w:t>
+      </w:r>
+    </w:p>
+    <w:p>
+      <w:pPr>
+        <w:rPr>
+          <w:rFonts w:ascii="Times New Roman" w:hAnsi="Times New Roman" w:cs="Times New Roman"/>
+        </w:rPr>
+      </w:pPr>
+      <w:r>
+        <w:rPr>
+          <w:rFonts w:ascii="Times New Roman" w:hAnsi="Times New Roman" w:cs="Times New Roman"/>
+        </w:rPr>
+        <w:t>Решение:</w:t>
+      </w:r>
+    </w:p>
+    <w:p>
+      <w:pPr>
+        <w:rPr>
+          <w:rFonts w:ascii="Times New Roman" w:hAnsi="Times New Roman" w:cs="Times New Roman"/>
           <w:lang w:val="en-US"/>
         </w:rPr>
-        <w:t xml:space="preserve">. </w:t>
-      </w:r>
-      <w:r>
-        <w:rPr>
-          <w:rFonts w:ascii="Times New Roman" w:hAnsi="Times New Roman" w:cs="Times New Roman"/>
-          <w:color w:val="000000"/>
-        </w:rPr>
-        <w:t>Создать репозиторий.</w:t>
-      </w:r>
+      </w:pPr>
+      <w:r>
+        <w:rPr>
+          <w:rFonts w:ascii="Times New Roman" w:hAnsi="Times New Roman" w:cs="Times New Roman"/>
+        </w:rPr>
+        <w:t>Скриншоты:</w:t>
+      </w:r>
+      <w:r>
+        <w:rPr>
+          <w:rFonts w:ascii="Times New Roman" w:hAnsi="Times New Roman" w:cs="Times New Roman"/>
+        </w:rPr>
+        <w:t xml:space="preserve"> </w:t>
+      </w:r>
+    </w:p>
+    <w:p>
+      <w:pPr>
+        <w:rPr>
+          <w:rFonts w:ascii="Times New Roman" w:hAnsi="Times New Roman" w:cs="Times New Roman"/>
+          <w:lang w:val="en-US"/>
+        </w:rPr>
+      </w:pPr>
+      <w:r>
+        <w:rPr>
+          <w:rFonts w:ascii="Times New Roman" w:hAnsi="Times New Roman" w:cs="Times New Roman"/>
+          <w:lang w:val="en-US"/>
+        </w:rPr>
+        <w:drawing>
+          <wp:inline distT="0" distB="0" distL="0" distR="0" wp14:anchorId="220CDC49" wp14:editId="4A5FB1B3">
+            <wp:extent cx="5940425" cy="3164875"/>
+            <wp:effectExtent l="0" t="0" r="3175" b="0"/>
+            <wp:docPr id="2" name="Рисунок 2"/>
+            <wp:cNvGraphicFramePr>
+              <a:graphicFrameLocks xmlns:a="http://schemas.openxmlformats.org/drawingml/2006/main" noChangeAspect="1"/>
+            </wp:cNvGraphicFramePr>
+            <a:graphic xmlns:a="http://schemas.openxmlformats.org/drawingml/2006/main">
+              <a:graphicData uri="http://schemas.openxmlformats.org/drawingml/2006/picture">
+                <pic:pic xmlns:pic="http://schemas.openxmlformats.org/drawingml/2006/picture">
+                  <pic:nvPicPr>
+                    <pic:cNvPr id="0" name=""/>
+                    <pic:cNvPicPr/>
+                  </pic:nvPicPr>
+                  <pic:blipFill>
+                    <a:blip r:embed="rId6"/>
+                    <a:stretch>
+                      <a:fillRect/>
+                    </a:stretch>
+                  </pic:blipFill>
+                  <pic:spPr>
+                    <a:xfrm>
+                      <a:off x="0" y="0"/>
+                      <a:ext cx="5940425" cy="3164875"/>
+                    </a:xfrm>
+                    <a:prstGeom prst="rect">
+                      <a:avLst/>
+                    </a:prstGeom>
+                  </pic:spPr>
+                </pic:pic>
+              </a:graphicData>
+            </a:graphic>
+          </wp:inline>
+        </w:drawing>
+      </w:r>
+    </w:p>
+    <w:p>
+      <w:pPr>
+        <w:jc w:val="center"/>
+        <w:rPr>
+          <w:lang w:val="en-US"/>
+        </w:rPr>
+      </w:pPr>
+      <w:r>
+        <w:lastRenderedPageBreak/>
+        <w:drawing>
+          <wp:inline distT="0" distB="0" distL="0" distR="0" wp14:anchorId="61EC5141" wp14:editId="7128D650">
+            <wp:extent cx="5940425" cy="4047754"/>
+            <wp:effectExtent l="0" t="0" r="3175" b="0"/>
+            <wp:docPr id="1" name="Рисунок 1"/>
+            <wp:cNvGraphicFramePr>
+              <a:graphicFrameLocks xmlns:a="http://schemas.openxmlformats.org/drawingml/2006/main" noChangeAspect="1"/>
+            </wp:cNvGraphicFramePr>
+            <a:graphic xmlns:a="http://schemas.openxmlformats.org/drawingml/2006/main">
+              <a:graphicData uri="http://schemas.openxmlformats.org/drawingml/2006/picture">
+                <pic:pic xmlns:pic="http://schemas.openxmlformats.org/drawingml/2006/picture">
+                  <pic:nvPicPr>
+                    <pic:cNvPr id="0" name=""/>
+                    <pic:cNvPicPr/>
+                  </pic:nvPicPr>
+                  <pic:blipFill>
+                    <a:blip r:embed="rId7"/>
+                    <a:stretch>
+                      <a:fillRect/>
+                    </a:stretch>
+                  </pic:blipFill>
+                  <pic:spPr>
+                    <a:xfrm>
+                      <a:off x="0" y="0"/>
+                      <a:ext cx="5940425" cy="4047754"/>
+                    </a:xfrm>
+                    <a:prstGeom prst="rect">
+                      <a:avLst/>
+                    </a:prstGeom>
+                  </pic:spPr>
+                </pic:pic>
+              </a:graphicData>
+            </a:graphic>
+          </wp:inline>
+        </w:drawing>
+      </w:r>
+    </w:p>
+    <w:p>
+      <w:pPr>
+        <w:jc w:val="center"/>
+        <w:rPr>
+          <w:lang w:val="en-US"/>
+        </w:rPr>
+      </w:pPr>
+      <w:r>
+        <w:rPr>
+          <w:lang w:val="en-US"/>
+        </w:rPr>
+        <w:drawing>
+          <wp:inline distT="0" distB="0" distL="0" distR="0" wp14:anchorId="0B9B7ED0" wp14:editId="62B105FC">
+            <wp:extent cx="5940425" cy="3163649"/>
+            <wp:effectExtent l="0" t="0" r="3175" b="0"/>
+            <wp:docPr id="3" name="Рисунок 3"/>
+            <wp:cNvGraphicFramePr>
+              <a:graphicFrameLocks xmlns:a="http://schemas.openxmlformats.org/drawingml/2006/main" noChangeAspect="1"/>
+            </wp:cNvGraphicFramePr>
+            <a:graphic xmlns:a="http://schemas.openxmlformats.org/drawingml/2006/main">
+              <a:graphicData uri="http://schemas.openxmlformats.org/drawingml/2006/picture">
+                <pic:pic xmlns:pic="http://schemas.openxmlformats.org/drawingml/2006/picture">
+                  <pic:nvPicPr>
+                    <pic:cNvPr id="0" name=""/>
+                    <pic:cNvPicPr/>
+                  </pic:nvPicPr>
+                  <pic:blipFill>
+                    <a:blip r:embed="rId8"/>
+                    <a:stretch>
+                      <a:fillRect/>
+                    </a:stretch>
+                  </pic:blipFill>
+                  <pic:spPr>
+                    <a:xfrm>
+                      <a:off x="0" y="0"/>
+                      <a:ext cx="5940425" cy="3163649"/>
+                    </a:xfrm>
+                    <a:prstGeom prst="rect">
+                      <a:avLst/>
+                    </a:prstGeom>
+                  </pic:spPr>
+                </pic:pic>
+              </a:graphicData>
+            </a:graphic>
+          </wp:inline>
+        </w:drawing>
+      </w:r>
+    </w:p>
+    <w:p>
+      <w:pPr>
+        <w:jc w:val="center"/>
+        <w:rPr>
+          <w:lang w:val="en-US"/>
+        </w:rPr>
+      </w:pPr>
+      <w:r>
+        <w:rPr>
+          <w:lang w:val="en-US"/>
+        </w:rPr>
+        <w:drawing>
+          <wp:inline distT="0" distB="0" distL="0" distR="0" wp14:anchorId="0981C071" wp14:editId="55E4DC06">
+            <wp:extent cx="5940425" cy="1945399"/>
+            <wp:effectExtent l="0" t="0" r="3175" b="0"/>
+            <wp:docPr id="4" name="Рисунок 4"/>
+            <wp:cNvGraphicFramePr>
+              <a:graphicFrameLocks xmlns:a="http://schemas.openxmlformats.org/drawingml/2006/main" noChangeAspect="1"/>
+            </wp:cNvGraphicFramePr>
+            <a:graphic xmlns:a="http://schemas.openxmlformats.org/drawingml/2006/main">
+              <a:graphicData uri="http://schemas.openxmlformats.org/drawingml/2006/picture">
+                <pic:pic xmlns:pic="http://schemas.openxmlformats.org/drawingml/2006/picture">
+                  <pic:nvPicPr>
+                    <pic:cNvPr id="0" name=""/>
+                    <pic:cNvPicPr/>
+                  </pic:nvPicPr>
+                  <pic:blipFill>
+                    <a:blip r:embed="rId9"/>
+                    <a:stretch>
+                      <a:fillRect/>
+                    </a:stretch>
+                  </pic:blipFill>
+                  <pic:spPr>
+                    <a:xfrm>
+                      <a:off x="0" y="0"/>
+                      <a:ext cx="5940425" cy="1945399"/>
+                    </a:xfrm>
+                    <a:prstGeom prst="rect">
+                      <a:avLst/>
+                    </a:prstGeom>
+                  </pic:spPr>
+                </pic:pic>
+              </a:graphicData>
+            </a:graphic>
+          </wp:inline>
+        </w:drawing>
+      </w:r>
+    </w:p>
+    <w:p>
+      <w:pPr>
+        <w:jc w:val="center"/>
+        <w:rPr>
+          <w:lang w:val="en-US"/>
+        </w:rPr>
+      </w:pPr>
       <w:bookmarkStart w:id="0" w:name="_GoBack"/>
       <w:bookmarkEnd w:id="0"/>
-    </w:p>
-    <w:p>
-      <w:pPr>
-        <w:rPr>
-          <w:rFonts w:ascii="Times New Roman" w:hAnsi="Times New Roman" w:cs="Times New Roman"/>
-        </w:rPr>
-      </w:pPr>
-      <w:r>
-        <w:rPr>
-          <w:rFonts w:ascii="Times New Roman" w:hAnsi="Times New Roman" w:cs="Times New Roman"/>
-        </w:rPr>
-        <w:t>Решение:</w:t>
-      </w:r>
-    </w:p>
-    <w:p>
-      <w:pPr>
-        <w:rPr>
-          <w:rFonts w:ascii="Times New Roman" w:hAnsi="Times New Roman" w:cs="Times New Roman"/>
-        </w:rPr>
-      </w:pPr>
-      <w:r>
-        <w:rPr>
-          <w:rFonts w:ascii="Times New Roman" w:hAnsi="Times New Roman" w:cs="Times New Roman"/>
-        </w:rPr>
-        <w:t>Скриншоты:</w:t>
-      </w:r>
-      <w:r>
-        <w:rPr>
-          <w:rFonts w:ascii="Times New Roman" w:hAnsi="Times New Roman" w:cs="Times New Roman"/>
-        </w:rPr>
-        <w:t xml:space="preserve"> </w:t>
-      </w:r>
-    </w:p>
-    <w:p>
-      <w:pPr>
-        <w:jc w:val="center"/>
-      </w:pPr>
     </w:p>
     <w:sectPr>
       <w:pgSz w:w="11906" w:h="16838"/>

--- a/PermakovMaksim/Практика 3/Практика 3.docx
+++ b/PermakovMaksim/Практика 3/Практика 3.docx
@@ -254,6 +254,7 @@
       <w:pPr>
         <w:rPr>
           <w:rFonts w:ascii="Times New Roman" w:hAnsi="Times New Roman" w:cs="Times New Roman"/>
+          <w:lang w:val="en-US"/>
         </w:rPr>
       </w:pPr>
       <w:r>
@@ -261,6 +262,156 @@
           <w:rFonts w:ascii="Times New Roman" w:hAnsi="Times New Roman" w:cs="Times New Roman"/>
         </w:rPr>
         <w:t>Решение:</w:t>
+      </w:r>
+    </w:p>
+    <w:p>
+      <w:pPr>
+        <w:rPr>
+          <w:rFonts w:ascii="Times New Roman" w:hAnsi="Times New Roman" w:cs="Times New Roman"/>
+          <w:sz w:val="18"/>
+          <w:szCs w:val="18"/>
+        </w:rPr>
+      </w:pPr>
+      <w:proofErr w:type="gramStart"/>
+      <w:r>
+        <w:rPr>
+          <w:rFonts w:ascii="Times New Roman" w:hAnsi="Times New Roman" w:cs="Times New Roman"/>
+          <w:sz w:val="18"/>
+          <w:szCs w:val="18"/>
+          <w:lang w:val="en-US"/>
+        </w:rPr>
+        <w:t>use</w:t>
+      </w:r>
+      <w:proofErr w:type="gramEnd"/>
+      <w:r>
+        <w:rPr>
+          <w:rFonts w:ascii="Times New Roman" w:hAnsi="Times New Roman" w:cs="Times New Roman"/>
+          <w:sz w:val="18"/>
+          <w:szCs w:val="18"/>
+        </w:rPr>
+        <w:t xml:space="preserve"> &lt;</w:t>
+      </w:r>
+      <w:r>
+        <w:rPr>
+          <w:rFonts w:ascii="Times New Roman" w:hAnsi="Times New Roman" w:cs="Times New Roman"/>
+          <w:sz w:val="18"/>
+          <w:szCs w:val="18"/>
+          <w:lang w:val="en-US"/>
+        </w:rPr>
+        <w:t>smartphone</w:t>
+      </w:r>
+      <w:r>
+        <w:rPr>
+          <w:rFonts w:ascii="Times New Roman" w:hAnsi="Times New Roman" w:cs="Times New Roman"/>
+          <w:sz w:val="18"/>
+          <w:szCs w:val="18"/>
+        </w:rPr>
+        <w:t>.</w:t>
+      </w:r>
+      <w:proofErr w:type="spellStart"/>
+      <w:r>
+        <w:rPr>
+          <w:rFonts w:ascii="Times New Roman" w:hAnsi="Times New Roman" w:cs="Times New Roman"/>
+          <w:sz w:val="18"/>
+          <w:szCs w:val="18"/>
+          <w:lang w:val="en-US"/>
+        </w:rPr>
+        <w:t>scad</w:t>
+      </w:r>
+      <w:proofErr w:type="spellEnd"/>
+      <w:r>
+        <w:rPr>
+          <w:rFonts w:ascii="Times New Roman" w:hAnsi="Times New Roman" w:cs="Times New Roman"/>
+          <w:sz w:val="18"/>
+          <w:szCs w:val="18"/>
+        </w:rPr>
+        <w:t>&gt;</w:t>
+      </w:r>
+    </w:p>
+    <w:p>
+      <w:pPr>
+        <w:rPr>
+          <w:rFonts w:ascii="Times New Roman" w:hAnsi="Times New Roman" w:cs="Times New Roman"/>
+          <w:sz w:val="18"/>
+          <w:szCs w:val="18"/>
+        </w:rPr>
+      </w:pPr>
+      <w:bookmarkStart w:id="0" w:name="_GoBack"/>
+      <w:bookmarkEnd w:id="0"/>
+      <w:proofErr w:type="gramStart"/>
+      <w:r>
+        <w:rPr>
+          <w:rFonts w:ascii="Times New Roman" w:hAnsi="Times New Roman" w:cs="Times New Roman"/>
+          <w:sz w:val="18"/>
+          <w:szCs w:val="18"/>
+          <w:lang w:val="en-US"/>
+        </w:rPr>
+        <w:t>echo</w:t>
+      </w:r>
+      <w:r>
+        <w:rPr>
+          <w:rFonts w:ascii="Times New Roman" w:hAnsi="Times New Roman" w:cs="Times New Roman"/>
+          <w:sz w:val="18"/>
+          <w:szCs w:val="18"/>
+        </w:rPr>
+        <w:t>(</w:t>
+      </w:r>
+      <w:proofErr w:type="gramEnd"/>
+      <w:r>
+        <w:rPr>
+          <w:rFonts w:ascii="Times New Roman" w:hAnsi="Times New Roman" w:cs="Times New Roman"/>
+          <w:sz w:val="18"/>
+          <w:szCs w:val="18"/>
+        </w:rPr>
+        <w:t xml:space="preserve">"Работа Максима </w:t>
+      </w:r>
+      <w:proofErr w:type="spellStart"/>
+      <w:r>
+        <w:rPr>
+          <w:rFonts w:ascii="Times New Roman" w:hAnsi="Times New Roman" w:cs="Times New Roman"/>
+          <w:sz w:val="18"/>
+          <w:szCs w:val="18"/>
+        </w:rPr>
+        <w:t>Пермякова</w:t>
+      </w:r>
+      <w:proofErr w:type="spellEnd"/>
+      <w:r>
+        <w:rPr>
+          <w:rFonts w:ascii="Times New Roman" w:hAnsi="Times New Roman" w:cs="Times New Roman"/>
+          <w:sz w:val="18"/>
+          <w:szCs w:val="18"/>
+        </w:rPr>
+        <w:t>");</w:t>
+      </w:r>
+    </w:p>
+    <w:p>
+      <w:pPr>
+        <w:rPr>
+          <w:rFonts w:ascii="Times New Roman" w:hAnsi="Times New Roman" w:cs="Times New Roman"/>
+          <w:sz w:val="18"/>
+          <w:szCs w:val="18"/>
+          <w:lang w:val="en-US"/>
+        </w:rPr>
+      </w:pPr>
+      <w:proofErr w:type="gramStart"/>
+      <w:r>
+        <w:rPr>
+          <w:rFonts w:ascii="Times New Roman" w:hAnsi="Times New Roman" w:cs="Times New Roman"/>
+          <w:sz w:val="18"/>
+          <w:szCs w:val="18"/>
+          <w:lang w:val="en-US"/>
+        </w:rPr>
+        <w:t>smartphone(</w:t>
+      </w:r>
+      <w:proofErr w:type="gramEnd"/>
+      <w:r>
+        <w:rPr>
+          <w:rFonts w:ascii="Times New Roman" w:hAnsi="Times New Roman" w:cs="Times New Roman"/>
+          <w:sz w:val="18"/>
+          <w:szCs w:val="18"/>
+          <w:lang w:val="en-US"/>
+        </w:rPr>
+        <w:t>);</w:t>
       </w:r>
     </w:p>
     <w:p>
@@ -481,8 +632,46 @@
           <w:lang w:val="en-US"/>
         </w:rPr>
       </w:pPr>
-      <w:bookmarkStart w:id="0" w:name="_GoBack"/>
-      <w:bookmarkEnd w:id="0"/>
+      <w:r>
+        <w:rPr>
+          <w:lang w:val="en-US"/>
+        </w:rPr>
+        <w:drawing>
+          <wp:inline distT="0" distB="0" distL="0" distR="0" wp14:anchorId="274F8729" wp14:editId="1B03B437">
+            <wp:extent cx="5940425" cy="1787829"/>
+            <wp:effectExtent l="0" t="0" r="3175" b="3175"/>
+            <wp:docPr id="5" name="Рисунок 5"/>
+            <wp:cNvGraphicFramePr>
+              <a:graphicFrameLocks xmlns:a="http://schemas.openxmlformats.org/drawingml/2006/main" noChangeAspect="1"/>
+            </wp:cNvGraphicFramePr>
+            <a:graphic xmlns:a="http://schemas.openxmlformats.org/drawingml/2006/main">
+              <a:graphicData uri="http://schemas.openxmlformats.org/drawingml/2006/picture">
+                <pic:pic xmlns:pic="http://schemas.openxmlformats.org/drawingml/2006/picture">
+                  <pic:nvPicPr>
+                    <pic:cNvPr id="0" name=""/>
+                    <pic:cNvPicPr/>
+                  </pic:nvPicPr>
+                  <pic:blipFill>
+                    <a:blip r:embed="rId10"/>
+                    <a:stretch>
+                      <a:fillRect/>
+                    </a:stretch>
+                  </pic:blipFill>
+                  <pic:spPr>
+                    <a:xfrm>
+                      <a:off x="0" y="0"/>
+                      <a:ext cx="5940425" cy="1787829"/>
+                    </a:xfrm>
+                    <a:prstGeom prst="rect">
+                      <a:avLst/>
+                    </a:prstGeom>
+                  </pic:spPr>
+                </pic:pic>
+              </a:graphicData>
+            </a:graphic>
+          </wp:inline>
+        </w:drawing>
+      </w:r>
     </w:p>
     <w:sectPr>
       <w:pgSz w:w="11906" w:h="16838"/>
